--- a/system-development/guides/development-guide-tr_TR.docx
+++ b/system-development/guides/development-guide-tr_TR.docx
@@ -256,7 +256,7 @@
         <w:jc w:val="left"/>
       </w:pPr>
       <w:r>
-        <w:t>1.4.0 · 2026-10-10</w:t>
+        <w:t>1.4.4 · 2026-10-12</w:t>
       </w:r>
     </w:p>
     <w:p>
@@ -7826,7 +7826,7 @@
           <w:rtl w:val="0"/>
           <w:lang w:val="en-US" w:eastAsia="tr-TR" w:bidi="tr-TR"/>
         </w:rPr>
-        <w:t>&lt;p&gt;&lt;?php echo esc_html( $invoice-&gt;store['details'] ); ?&gt;&lt;/p&gt;</w:t>
+        <w:t>&lt;?php if ($show('show_store_details')) {</w:t>
       </w:r>
     </w:p>
     <w:p>
@@ -7844,7 +7844,7 @@
           <w:rtl w:val="0"/>
           <w:lang w:val="en-US" w:eastAsia="tr-TR" w:bidi="tr-TR"/>
         </w:rPr>
-        <w:t>&lt;bdi dir="ltr"&gt;</w:t>
+        <w:t>printf('&lt;p&gt;%s&lt;/p&gt;', esc_html($invoice-&gt;store['details'])); }</w:t>
       </w:r>
     </w:p>
     <w:p>
@@ -7862,7 +7862,7 @@
           <w:rtl w:val="0"/>
           <w:lang w:val="en-US" w:eastAsia="tr-TR" w:bidi="tr-TR"/>
         </w:rPr>
-        <w:t xml:space="preserve">  &lt;?php echo esc_html( $invoice-&gt;store['email'] ); ?&gt;</w:t>
+        <w:t>if ($show('show_store_email')) {</w:t>
       </w:r>
     </w:p>
     <w:p>
@@ -7880,7 +7880,7 @@
           <w:rtl w:val="0"/>
           <w:lang w:val="en-US" w:eastAsia="tr-TR" w:bidi="tr-TR"/>
         </w:rPr>
-        <w:t>&lt;/bdi&gt;</w:t>
+        <w:t>printf('&lt;bdi dir="ltr"&gt;%s&lt;/bdi&gt;', esc_html($invoice-&gt;store['email'])); } ?&gt;</w:t>
       </w:r>
     </w:p>
     <w:p>
@@ -26342,7 +26342,7 @@
           <w:lang w:val="tr-TR" w:bidi="tr-TR"/>
           <w:rtl w:val="0"/>
         </w:rPr>
-        <w:t>1.4.0 · 2026-10-10 · c894eb05d2120a4bba09aa3500fe2842a0e48d74</w:t>
+        <w:t>1.4.4 · 2026-10-12 · c894eb05d2120a4bba09aa3500fe2842a0e48d74</w:t>
       </w:r>
     </w:p>
     <w:p>
@@ -27509,6 +27509,152 @@
         <w:t>docs/cross-platform-printing.md · print-agent/README.md</w:t>
       </w:r>
     </w:p>
+    <w:p>
+      <w:pPr>
+        <w:pStyle w:val="Heading1"/>
+        <w:keepNext/>
+        <w:pageBreakBefore/>
+        <w:bidi w:val="0"/>
+        <w:jc w:val="left"/>
+      </w:pPr>
+      <w:pPr>
+        <w:pStyle w:val="Heading1"/>
+      </w:pPr>
+      <w:r>
+        <w:rPr>
+          <w:rFonts w:ascii="Arial" w:hAnsi="Arial" w:eastAsia="Arial" w:cs="Arial"/>
+          <w:color w:val="000000"/>
+          <w:rtl w:val="0"/>
+          <w:lang w:val="en-US" w:eastAsia="tr-TR" w:bidi="tr-TR"/>
+          <w:bCs w:val="1"/>
+        </w:rPr>
+        <w:t>1 4 4 sürümünde fatura görünümü</w:t>
+      </w:r>
+    </w:p>
+    <w:p>
+      <w:pPr>
+        <w:keepNext w:val="0"/>
+        <w:bidi w:val="0"/>
+        <w:jc w:val="left"/>
+      </w:pPr>
+      <w:pPr/>
+      <w:r>
+        <w:rPr>
+          <w:rFonts w:ascii="Arial" w:hAnsi="Arial" w:eastAsia="Arial" w:cs="Arial"/>
+          <w:color w:val="000000"/>
+          <w:rtl w:val="0"/>
+          <w:lang w:val="en-US" w:eastAsia="tr-TR" w:bidi="tr-TR"/>
+        </w:rPr>
+        <w:t>Şablonlar bölümünde mağaza, müşteri, sipariş, ürün ve kapanış alanlarını seçin. Kayıtlı tercih yoksa mağaza adı ve gönderim adresi görünür. Müşteri adı, müşteri rolü, e-posta, fatura/mağaza adresleri, iletişim, tarihler, yöntemler, ürün ayrıntıları, tutar dökümü, not ve altbilgi gizlidir. Açıkça kaydedilen tercihler korunur. Fatura adresine dönüş ve etiket göndereni de kayıt yoksa kapalıdır. Bu ek önceki varsayılan görünüm açıklamalarının yerine geçer.</w:t>
+      </w:r>
+    </w:p>
+    <w:p>
+      <w:pPr>
+        <w:keepNext w:val="0"/>
+        <w:bidi w:val="0"/>
+        <w:jc w:val="left"/>
+      </w:pPr>
+      <w:pPr/>
+      <w:r>
+        <w:rPr>
+          <w:rFonts w:ascii="Arial" w:hAnsi="Arial" w:eastAsia="Arial" w:cs="Arial"/>
+          <w:color w:val="000000"/>
+          <w:rtl w:val="0"/>
+          <w:lang w:val="en-US" w:eastAsia="tr-TR" w:bidi="tr-TR"/>
+        </w:rPr>
+        <w:t>Müşteri rolü bağlı WordPress hesabının güncel yerelleştirilmiş rolleridir; bağlı hesap yoksa Misafir gösterilir. Fatura numarası, ürün adları, miktarlar, ödenecek satır tutarları ve son toplam korunur. Dökümü gizlemek kayıtlı tutarları yeniden hesaplamaz. Etiket ve paket listeleri fiyat içermez. Yükseltmeden sonra gerçek siparişi inceleyin.</w:t>
+      </w:r>
+    </w:p>
+    <w:p>
+      <w:pPr>
+        <w:keepNext w:val="0"/>
+        <w:bidi w:val="0"/>
+        <w:jc w:val="left"/>
+      </w:pPr>
+      <w:pPr/>
+      <w:r>
+        <w:rPr>
+          <w:rFonts w:ascii="Arial" w:hAnsi="Arial" w:eastAsia="Arial" w:cs="Arial"/>
+          <w:color w:val="000000"/>
+          <w:rtl w:val="0"/>
+          <w:lang w:val="en-US" w:eastAsia="tr-TR" w:bidi="tr-TR"/>
+        </w:rPr>
+        <w:t>DejaVu Sans, DejaVu Serif veya DejaVu Sans Mono ve 6–16 punto seçin; varsayılan Sans 10 puntodur. PDF için yazıya uygun yedek yazı tipleri korunur. İsteğe bağlı sıkıştırılmış düzen boşlukları azaltır. Sıkıştırılmış düzen, tek sayfa ve termal içerik yüksekliği varsayılan olarak kapalıdır.</w:t>
+      </w:r>
+    </w:p>
+    <w:p>
+      <w:pPr>
+        <w:keepNext w:val="0"/>
+        <w:bidi w:val="0"/>
+        <w:jc w:val="left"/>
+      </w:pPr>
+      <w:pPr/>
+      <w:r>
+        <w:rPr>
+          <w:rFonts w:ascii="Arial" w:hAnsi="Arial" w:eastAsia="Arial" w:cs="Arial"/>
+          <w:color w:val="000000"/>
+          <w:rtl w:val="0"/>
+          <w:lang w:val="en-US" w:eastAsia="tr-TR" w:bidi="tr-TR"/>
+        </w:rPr>
+        <w:t>Tek sayfa PDF tüm içeriği en az %60 tekdüze ölçekle bir sayfaya sığdırır; sınır aşılırsa kırpmadan açık hata verir. İsteğe bağlı alanları gizleyin, sıkıştırılmış düzen veya daha büyük kâğıt kullanın. Termal yükseklik 58/80 mm genişliği ve yazı boyutunu 2.000 mm’ye kadar tek ruloda korur; daha uzun içerik hata verir. Tarayıcı bu seçeneklerde PDF görüntüleyici kullanır, onay görüntüleyicinin dışındadır. Fiziksel kâğıt sürücü ortamına ve ölçek ayarına bağlıdır.</w:t>
+      </w:r>
+    </w:p>
+    <w:p>
+      <w:pPr>
+        <w:keepNext w:val="0"/>
+        <w:bidi w:val="0"/>
+        <w:jc w:val="left"/>
+      </w:pPr>
+      <w:pPr/>
+      <w:r>
+        <w:rPr>
+          <w:rFonts w:ascii="Arial" w:hAnsi="Arial" w:eastAsia="Arial" w:cs="Arial"/>
+          <w:color w:val="000000"/>
+          <w:rtl w:val="0"/>
+          <w:lang w:val="en-US" w:eastAsia="tr-TR" w:bidi="tr-TR"/>
+        </w:rPr>
+        <w:t>Mevcut PDF yollarında taşınabilir kesici komutu yoktur. Desteklenen belge sonu kesimini sürücüde ayarlayın. CUPS isteği isteğe bağlı ayırıcı sayfaları job-sheets=none ile kapatır; zorunlu sunucu politikası sayfa ekleyebilir. Eklenti 1.4.4, veritabanı şeması 1.4.3, yetkiler 1.4.0 ve sağlayıcı emeklilik damgası 1.3.0’dır.</w:t>
+      </w:r>
+    </w:p>
+    <w:p>
+      <w:pPr>
+        <w:keepNext w:val="0"/>
+        <w:bidi w:val="0"/>
+        <w:jc w:val="left"/>
+      </w:pPr>
+      <w:pPr/>
+      <w:r>
+        <w:rPr>
+          <w:rFonts w:ascii="Arial" w:hAnsi="Arial" w:eastAsia="Arial" w:cs="Arial"/>
+          <w:color w:val="000000"/>
+          <w:rtl w:val="0"/>
+          <w:lang w:val="en-US" w:eastAsia="tr-TR" w:bidi="tr-TR"/>
+        </w:rPr>
+        <w:t>Özel şablonlar ayarları uygulamak için birlikte gelen görünüm yardımcılarını kullanmalıdır. Yetkili tam model erişilebilir kalır; görünürlük erişim kontrolü değildir. Kaçış, RTL ve yedek fontları koruyun; varsayılan gizleme, açık tercihler, son toplam, eksiksiz sığdırma ve çok uzun sipariş hatasını test edin. docs/invoice-layout.md ve docs/review-1.4.4.md dosyalarına bakın.</w:t>
+      </w:r>
+    </w:p>
+    <w:p>
+      <w:pPr>
+        <w:pStyle w:val="Code"/>
+      </w:pPr>
+      <w:r>
+        <w:t>InvoiceData-&gt;customer['role']</w:t>
+        <w:br/>
+        <w:t>InvoiceData-&gt;fulfillment['presentation']</w:t>
+        <w:br/>
+        <w:t>SettingsRepository::presentation()</w:t>
+        <w:br/>
+        <w:t>invoice_font: dejavusans | dejavuserif | dejavusansmono</w:t>
+        <w:br/>
+        <w:t>invoice_font_size: 6..16 (default 10)</w:t>
+        <w:br/>
+        <w:t>compact_layout | single_page | thermal_auto_height: false</w:t>
+        <w:br/>
+        <w:t>show_*: individual booleans (flat)</w:t>
+        <w:br/>
+        <w:t>docs/invoice-layout.md</w:t>
+      </w:r>
+    </w:p>
     <w:sectPr>
       <w:headerReference w:type="default" r:id="rId9"/>
       <w:footerReference w:type="default" r:id="rId10"/>
@@ -27585,7 +27731,7 @@
         <w:rtl w:val="0"/>
         <w:lang w:val="en-US" w:eastAsia="tr-TR" w:bidi="tr-TR"/>
       </w:rPr>
-      <w:t>WooCommerce Invoice Printer  1.4.0</w:t>
+      <w:t>WooCommerce Invoice Printer  1.4.4</w:t>
     </w:r>
   </w:p>
 </w:hdr>
